--- a/Assignment3/Ex03/Ex03_ClassDiagram.docx
+++ b/Assignment3/Ex03/Ex03_ClassDiagram.docx
@@ -1843,7 +1843,7 @@
             <w:pPr>
               <w:jc w:val="center"/>
               <w:rPr>
-                <w:rFonts w:ascii="Arial" w:hAnsi="Arial" w:cs="Arial" w:hint="cs"/>
+                <w:rFonts w:ascii="Arial" w:hAnsi="Arial" w:cs="Arial"/>
                 <w:rtl/>
               </w:rPr>
             </w:pPr>
@@ -1976,7 +1976,7 @@
       </w:tr>
       <w:tr>
         <w:trPr>
-          <w:trHeight w:hRule="exact" w:val="397"/>
+          <w:trHeight w:hRule="exact" w:val="595"/>
           <w:jc w:val="center"/>
         </w:trPr>
         <w:tc>
@@ -2167,7 +2167,7 @@
           <w:bottom w:val="single" w:sz="12" w:space="1" w:color="auto"/>
         </w:pBdr>
         <w:rPr>
-          <w:rFonts w:ascii="Arial" w:hAnsi="Arial" w:cs="Arial"/>
+          <w:rFonts w:ascii="Arial" w:hAnsi="Arial" w:cs="Arial" w:hint="cs"/>
           <w:sz w:val="18"/>
           <w:szCs w:val="18"/>
           <w:rtl/>
@@ -2205,7 +2205,7 @@
           <w:bCs/>
           <w:sz w:val="18"/>
           <w:szCs w:val="18"/>
-          <w:lang w:val="en-IL"/>
+          <w:lang/>
         </w:rPr>
       </w:pPr>
     </w:p>
@@ -2217,7 +2217,7 @@
           <w:bCs/>
           <w:sz w:val="18"/>
           <w:szCs w:val="18"/>
-          <w:lang w:val="en-IL"/>
+          <w:lang/>
         </w:rPr>
       </w:pPr>
       <w:r>
@@ -2225,9 +2225,10 @@
           <w:rFonts w:ascii="Arial" w:hAnsi="Arial" w:cs="Arial"/>
           <w:b/>
           <w:bCs/>
+          <w:noProof/>
           <w:sz w:val="18"/>
           <w:szCs w:val="18"/>
-          <w:lang w:val="en-IL"/>
+          <w:lang/>
         </w:rPr>
         <w:drawing>
           <wp:inline distT="0" distB="0" distL="0" distR="0" wp14:anchorId="39174F53" wp14:editId="58EB79FF">
@@ -7670,6 +7671,7 @@
   <w:style w:type="character" w:default="1" w:styleId="DefaultParagraphFont">
     <w:name w:val="Default Paragraph Font"/>
     <w:uiPriority w:val="1"/>
+    <w:semiHidden/>
     <w:unhideWhenUsed/>
   </w:style>
   <w:style w:type="table" w:default="1" w:styleId="TableNormal">
